--- a/apps/web/public/samples/report.docx
+++ b/apps/web/public/samples/report.docx
@@ -6,6 +6,7 @@
       <w:pPr>
         <w:spacing w:after="321"/>
       </w:pPr>
+      <w:commentRangeStart w:id="0"/>
       <w:r>
         <w:rPr>
           <w:rFonts w:ascii="Times" w:hAnsi="Times" w:cs="Times"/>
@@ -16,6 +17,10 @@
         </w:rPr>
         <w:t xml:space="preserve">Quarterly report</w:t>
       </w:r>
+      <w:commentRangeEnd w:id="0"/>
+      <w:r>
+        <w:commentReference w:id="0"/>
+      </w:r>
     </w:p>
     <w:p>
       <w:pPr>
@@ -28,12 +33,32 @@
           <w:sz-cs w:val="24"/>
           <w:spacing w:val="0"/>
         </w:rPr>
-        <w:t xml:space="preserve">Sales grew in every region this quarter. Sales grew in every region this quarter, and the photo from the launch event is attached below.</w:t>
+        <w:t xml:space="preserve">Sales grew in every region this quarter</w:t>
+      </w:r>
+      <w:del w:id="1" w:author="Petro Ivanenko" w:date="2025-11-03T10:02:00Z">
+        <w:r>
+          <w:delText xml:space="preserve">, except the east, where we lost the Lviv contract</w:delText>
+        </w:r>
+      </w:del>
+      <w:r>
+        <w:t xml:space="preserve">. Sales grew in every region this quarter, and the photo from the launch event is attached below.</w:t>
       </w:r>
     </w:p>
     <w:sectPr/>
   </w:body>
 </w:document>
+</file>
+
+<file path=word/comments.xml><?xml version="1.0" encoding="utf-8"?>
+<w:comments xmlns:w="http://schemas.openxmlformats.org/wordprocessingml/2006/main">
+  <w:comment w:id="0" w:author="Olena Koval" w:date="2025-11-03T09:40:00Z" w:initials="OK">
+    <w:p>
+      <w:r>
+        <w:t>Numbers are still the old ones: do not send this to the client yet.</w:t>
+      </w:r>
+    </w:p>
+  </w:comment>
+</w:comments>
 </file>
 
 <file path=word/theme/theme1.xml><?xml version="1.0" encoding="utf-8"?>
